--- a/CBC_Senior_School_Career_Advisory_Report.docx
+++ b/CBC_Senior_School_Career_Advisory_Report.docx
@@ -248,6 +248,7 @@
             <w:pPr>
               <w:spacing w:after="20"/>
               <w:rPr>
+                <w:rFonts w:hint="eastAsia"/>
                 <w:sz w:val="19"/>
               </w:rPr>
             </w:pPr>
@@ -257,11 +258,20 @@
               </w:rPr>
               <w:t>Ronny Ajanja</w:t>
             </w:r>
+            <w:r>
+              <w:rPr>
+                <w:sz w:val="19"/>
+              </w:rPr>
+              <w:t xml:space="preserve"> Odhiambo</w:t>
+            </w:r>
+            <w:bookmarkStart w:id="0" w:name="_GoBack"/>
+            <w:bookmarkEnd w:id="0"/>
           </w:p>
           <w:p>
             <w:pPr>
               <w:spacing w:after="20"/>
               <w:rPr>
+                <w:rFonts w:hint="eastAsia"/>
                 <w:sz w:val="19"/>
               </w:rPr>
             </w:pPr>
@@ -282,6 +292,7 @@
             <w:pPr>
               <w:spacing w:after="20"/>
               <w:rPr>
+                <w:rFonts w:hint="eastAsia"/>
                 <w:sz w:val="19"/>
               </w:rPr>
             </w:pPr>
@@ -297,8 +308,6 @@
               </w:rPr>
               <w:t xml:space="preserve"> Njeri Kiguru</w:t>
             </w:r>
-            <w:bookmarkStart w:id="0" w:name="_GoBack"/>
-            <w:bookmarkEnd w:id="0"/>
           </w:p>
           <w:p>
             <w:pPr>
@@ -588,21 +597,7 @@
           <w:rFonts w:ascii="Calibri" w:hAnsi="Calibri"/>
           <w:sz w:val="22"/>
         </w:rPr>
-        <w:t>Kenyan Grade 9 learners and their parents must make an i</w:t>
-      </w:r>
-      <w:r>
-        <w:rPr>
-          <w:rFonts w:ascii="Calibri" w:hAnsi="Calibri"/>
-          <w:sz w:val="22"/>
-        </w:rPr>
-        <w:t>mportant transition into senior school while interpreting pathways, subject combinations, location preferences and future career options. Information can be scattered, generic or difficult to compare, leaving families unsure how a learner's interests align</w:t>
-      </w:r>
-      <w:r>
-        <w:rPr>
-          <w:rFonts w:ascii="Calibri" w:hAnsi="Calibri"/>
-          <w:sz w:val="22"/>
-        </w:rPr>
-        <w:t xml:space="preserve"> with available institutions and long-term opportunities.</w:t>
+        <w:t>Kenyan Grade 9 learners and their parents must make an important transition into senior school while interpreting pathways, subject combinations, location preferences and future career options. Information can be scattered, generic or difficult to compare, leaving families unsure how a learner's interests align with available institutions and long-term opportunities.</w:t>
       </w:r>
     </w:p>
     <w:p>
@@ -617,14 +612,7 @@
           <w:rFonts w:ascii="Calibri" w:hAnsi="Calibri"/>
           <w:sz w:val="22"/>
         </w:rPr>
-        <w:t>The CBC Senior School Selection &amp; Career Advisory Tool addresses this gap through a guided command-line experience. It gathers a learner's preferred pathway, county or location, and subject combinat</w:t>
-      </w:r>
-      <w:r>
-        <w:rPr>
-          <w:rFonts w:ascii="Calibri" w:hAnsi="Calibri"/>
-          <w:sz w:val="22"/>
-        </w:rPr>
-        <w:t>ions; then uses carefully constrained AI instructions to provide structured school-fit guidance and a readable career roadmap.</w:t>
+        <w:t>The CBC Senior School Selection &amp; Career Advisory Tool addresses this gap through a guided command-line experience. It gathers a learner's preferred pathway, county or location, and subject combinations; then uses carefully constrained AI instructions to provide structured school-fit guidance and a readable career roadmap.</w:t>
       </w:r>
     </w:p>
     <w:p>
@@ -639,14 +627,7 @@
           <w:rFonts w:ascii="Calibri" w:hAnsi="Calibri"/>
           <w:sz w:val="22"/>
         </w:rPr>
-        <w:t>Primary beneficiaries are Grade 9 students, parents or guardians, and school guidance staff. The tool is designed to support info</w:t>
-      </w:r>
-      <w:r>
-        <w:rPr>
-          <w:rFonts w:ascii="Calibri" w:hAnsi="Calibri"/>
-          <w:sz w:val="22"/>
-        </w:rPr>
-        <w:t>rmed discussion and planning; it does not replace official school admissions information, professional counselling, or a family's final decision.</w:t>
+        <w:t>Primary beneficiaries are Grade 9 students, parents or guardians, and school guidance staff. The tool is designed to support informed discussion and planning; it does not replace official school admissions information, professional counselling, or a family's final decision.</w:t>
       </w:r>
     </w:p>
     <w:p>
@@ -672,14 +653,7 @@
           <w:rFonts w:ascii="Calibri" w:hAnsi="Calibri"/>
           <w:sz w:val="22"/>
         </w:rPr>
-        <w:t xml:space="preserve">The application presents three menu choices: Senior School Matching &amp; Pathway Alignment, </w:t>
-      </w:r>
-      <w:r>
-        <w:rPr>
-          <w:rFonts w:ascii="Calibri" w:hAnsi="Calibri"/>
-          <w:sz w:val="22"/>
-        </w:rPr>
-        <w:t>Career Opportunity &amp; Industry Insights, and Exit Program. The first two options form a two-stage advisory flow.</w:t>
+        <w:t>The application presents three menu choices: Senior School Matching &amp; Pathway Alignment, Career Opportunity &amp; Industry Insights, and Exit Program. The first two options form a two-stage advisory flow.</w:t>
       </w:r>
     </w:p>
     <w:p>
@@ -707,21 +681,7 @@
           <w:rFonts w:ascii="Calibri" w:hAnsi="Calibri"/>
           <w:sz w:val="22"/>
         </w:rPr>
-        <w:t>The user enters a preferred CBC pathway, a location or county, and relevant subject combin</w:t>
-      </w:r>
-      <w:r>
-        <w:rPr>
-          <w:rFonts w:ascii="Calibri" w:hAnsi="Calibri"/>
-          <w:sz w:val="22"/>
-        </w:rPr>
-        <w:t>ations. The program validates the inputs, sends them to the school-selection prompt, parses the returned JSON, and displays a structured compatibility result. The user sees a summary of their selected profile, realistic regional considerations, suitable in</w:t>
-      </w:r>
-      <w:r>
-        <w:rPr>
-          <w:rFonts w:ascii="Calibri" w:hAnsi="Calibri"/>
-          <w:sz w:val="22"/>
-        </w:rPr>
-        <w:t>stitution characteristics, and cautions where information needs verification.</w:t>
+        <w:t>The user enters a preferred CBC pathway, a location or county, and relevant subject combinations. The program validates the inputs, sends them to the school-selection prompt, parses the returned JSON, and displays a structured compatibility result. The user sees a summary of their selected profile, realistic regional considerations, suitable institution characteristics, and cautions where information needs verification.</w:t>
       </w:r>
     </w:p>
     <w:p>
@@ -749,14 +709,7 @@
           <w:rFonts w:ascii="Calibri" w:hAnsi="Calibri"/>
           <w:sz w:val="22"/>
         </w:rPr>
-        <w:t xml:space="preserve">The selected pathway from Stage One becomes an input to the career-advisory prompt. The user sees a markdown-style professional </w:t>
-      </w:r>
-      <w:r>
-        <w:rPr>
-          <w:rFonts w:ascii="Calibri" w:hAnsi="Calibri"/>
-          <w:sz w:val="22"/>
-        </w:rPr>
-        <w:t>roadmap covering related career areas, industry context, local progression routes, skills to develop, and practical next steps. Passing the selected pathway forward keeps the second response connected to the learner's earlier choice.</w:t>
+        <w:t>The selected pathway from Stage One becomes an input to the career-advisory prompt. The user sees a markdown-style professional roadmap covering related career areas, industry context, local progression routes, skills to develop, and practical next steps. Passing the selected pathway forward keeps the second response connected to the learner's earlier choice.</w:t>
       </w:r>
     </w:p>
     <w:p>
@@ -769,13 +722,7 @@
           <w:rFonts w:ascii="Calibri" w:hAnsi="Calibri"/>
         </w:rPr>
         <w:lastRenderedPageBreak/>
-        <w:t>3. AI Instruction Desi</w:t>
-      </w:r>
-      <w:r>
-        <w:rPr>
-          <w:rFonts w:ascii="Calibri" w:hAnsi="Calibri"/>
-        </w:rPr>
-        <w:t>gn</w:t>
+        <w:t>3. AI Instruction Design</w:t>
       </w:r>
     </w:p>
     <w:p>
@@ -820,14 +767,15 @@
           <w:rFonts w:ascii="Consolas" w:hAnsi="Consolas"/>
           <w:sz w:val="16"/>
         </w:rPr>
-        <w:t xml:space="preserve">ROLE: You are an </w:t>
+        <w:t>ROLE: You are an expert Kenyan CBC educational advisor.</w:t>
       </w:r>
       <w:r>
         <w:rPr>
           <w:rFonts w:ascii="Consolas" w:hAnsi="Consolas"/>
           <w:sz w:val="16"/>
         </w:rPr>
-        <w:t>expert Kenyan CBC educational advisor.</w:t>
+        <w:br/>
+        <w:t>TASK: Analyse the learner's preferred pathway, county/location, and subject combinations. Evaluate institutional fit and explain the reasoning.</w:t>
       </w:r>
       <w:r>
         <w:rPr>
@@ -835,7 +783,7 @@
           <w:sz w:val="16"/>
         </w:rPr>
         <w:br/>
-        <w:t>TASK: Analyse the learner's preferred pathway, county/location, and subject combinations. Evaluate institutional fit and explain the reasoning.</w:t>
+        <w:t>CONTEXT: The learner is transitioning from Grade 9 into senior school and needs clear, data-aware guidance.</w:t>
       </w:r>
       <w:r>
         <w:rPr>
@@ -843,14 +791,15 @@
           <w:sz w:val="16"/>
         </w:rPr>
         <w:br/>
-        <w:t>CONTEXT: The learner is transitioning from Grade 9 into senior school and</w:t>
+        <w:t>CONSTRAINTS: Use realistic Kenyan regions; align with CBC pathways; do not invent school rankings, admissions data, fees, or vacancies. Flag facts that require confirmation from official sources.</w:t>
       </w:r>
       <w:r>
         <w:rPr>
           <w:rFonts w:ascii="Consolas" w:hAnsi="Consolas"/>
           <w:sz w:val="16"/>
         </w:rPr>
-        <w:t xml:space="preserve"> needs clear, data-aware guidance.</w:t>
+        <w:br/>
+        <w:t>OUTPUT: Return valid JSON only with keys: learner_profile, pathway_alignment, regional_considerations, recommended_school_characteristics, subject_fit, next_steps, and verification_notes.</w:t>
       </w:r>
       <w:r>
         <w:rPr>
@@ -858,7 +807,6 @@
           <w:sz w:val="16"/>
         </w:rPr>
         <w:br/>
-        <w:t>CONSTRAINTS: Use realistic Kenyan regions; align with CBC pathways; do not invent school rankings, admissions data, fees, or vacancies. Flag facts that require confirmation from official sources.</w:t>
       </w:r>
       <w:r>
         <w:rPr>
@@ -866,14 +814,15 @@
           <w:sz w:val="16"/>
         </w:rPr>
         <w:br/>
-        <w:t>OUTPUT: Return valid JSON</w:t>
+        <w:t>Learner inputs:</w:t>
       </w:r>
       <w:r>
         <w:rPr>
           <w:rFonts w:ascii="Consolas" w:hAnsi="Consolas"/>
           <w:sz w:val="16"/>
         </w:rPr>
-        <w:t xml:space="preserve"> only with keys: learner_profile, pathway_alignment, regional_considerations, recommended_school_characteristics, subject_fit, next_steps, and verification_notes.</w:t>
+        <w:br/>
+        <w:t>- Pathway: {pathway}</w:t>
       </w:r>
       <w:r>
         <w:rPr>
@@ -881,6 +830,7 @@
           <w:sz w:val="16"/>
         </w:rPr>
         <w:br/>
+        <w:t>- Location/County: {location}</w:t>
       </w:r>
       <w:r>
         <w:rPr>
@@ -888,38 +838,7 @@
           <w:sz w:val="16"/>
         </w:rPr>
         <w:br/>
-        <w:t>Learner inputs:</w:t>
-      </w:r>
-      <w:r>
-        <w:rPr>
-          <w:rFonts w:ascii="Consolas" w:hAnsi="Consolas"/>
-          <w:sz w:val="16"/>
-        </w:rPr>
-        <w:br/>
-        <w:t>- Pathway: {pathway}</w:t>
-      </w:r>
-      <w:r>
-        <w:rPr>
-          <w:rFonts w:ascii="Consolas" w:hAnsi="Consolas"/>
-          <w:sz w:val="16"/>
-        </w:rPr>
-        <w:br/>
-        <w:t>- Location/County: {location}</w:t>
-      </w:r>
-      <w:r>
-        <w:rPr>
-          <w:rFonts w:ascii="Consolas" w:hAnsi="Consolas"/>
-          <w:sz w:val="16"/>
-        </w:rPr>
-        <w:br/>
-        <w:t>- Subject combinations: {</w:t>
-      </w:r>
-      <w:r>
-        <w:rPr>
-          <w:rFonts w:ascii="Consolas" w:hAnsi="Consolas"/>
-          <w:sz w:val="16"/>
-        </w:rPr>
-        <w:t>subjects}</w:t>
+        <w:t>- Subject combinations: {subjects}</w:t>
       </w:r>
     </w:p>
     <w:p>
@@ -934,14 +853,7 @@
           <w:rFonts w:ascii="Calibri" w:hAnsi="Calibri"/>
           <w:sz w:val="22"/>
         </w:rPr>
-        <w:t xml:space="preserve">Justification: the role narrows the response to Kenyan CBC guidance, while the task and context focus on the specific transition decision. The constraints reduce hallucinated institutional claims. JSON output makes the first response predictable </w:t>
-      </w:r>
-      <w:r>
-        <w:rPr>
-          <w:rFonts w:ascii="Calibri" w:hAnsi="Calibri"/>
-          <w:sz w:val="22"/>
-        </w:rPr>
-        <w:t>and easier for Python to validate and display.</w:t>
+        <w:t>Justification: the role narrows the response to Kenyan CBC guidance, while the task and context focus on the specific transition decision. The constraints reduce hallucinated institutional claims. JSON output makes the first response predictable and easier for Python to validate and display.</w:t>
       </w:r>
     </w:p>
     <w:p>
@@ -979,14 +891,15 @@
           <w:sz w:val="16"/>
         </w:rPr>
         <w:br/>
-        <w:t>TASK: Produce a practical career</w:t>
+        <w:t>TASK: Produce a practical career and industry analysis for the selected CBC pathway.</w:t>
       </w:r>
       <w:r>
         <w:rPr>
           <w:rFonts w:ascii="Consolas" w:hAnsi="Consolas"/>
           <w:sz w:val="16"/>
         </w:rPr>
-        <w:t xml:space="preserve"> and industry analysis for the selected CBC pathway.</w:t>
+        <w:br/>
+        <w:t>CONTEXT: A Grade 9 learner and parent are exploring long-term professional trajectories after senior school.</w:t>
       </w:r>
       <w:r>
         <w:rPr>
@@ -994,7 +907,7 @@
           <w:sz w:val="16"/>
         </w:rPr>
         <w:br/>
-        <w:t>CONTEXT: A Grade 9 learner and parent are exploring long-term professional trajectories after senior school.</w:t>
+        <w:t>CONSTRAINTS: Be balanced and age-appropriate; distinguish general guidance from verified labour-market facts; avoid guarantees of employment or income; include realistic progression routes and skills.</w:t>
       </w:r>
       <w:r>
         <w:rPr>
@@ -1002,29 +915,7 @@
           <w:sz w:val="16"/>
         </w:rPr>
         <w:br/>
-        <w:t>CONSTRAINTS: Be balanced and age-appropriate; distinguish general guidance from verified labou</w:t>
-      </w:r>
-      <w:r>
-        <w:rPr>
-          <w:rFonts w:ascii="Consolas" w:hAnsi="Consolas"/>
-          <w:sz w:val="16"/>
-        </w:rPr>
-        <w:t>r-market facts; avoid guarantees of employment or income; include realistic progression routes and skills.</w:t>
-      </w:r>
-      <w:r>
-        <w:rPr>
-          <w:rFonts w:ascii="Consolas" w:hAnsi="Consolas"/>
-          <w:sz w:val="16"/>
-        </w:rPr>
-        <w:br/>
-        <w:t>OUTPUT: Return well-formatted markdown with sections: Pathway Overview, Career Clusters, Skills to Build, Education and Training Routes, Local Indust</w:t>
-      </w:r>
-      <w:r>
-        <w:rPr>
-          <w:rFonts w:ascii="Consolas" w:hAnsi="Consolas"/>
-          <w:sz w:val="16"/>
-        </w:rPr>
-        <w:t>ry Context, and Next Steps.</w:t>
+        <w:t>OUTPUT: Return well-formatted markdown with sections: Pathway Overview, Career Clusters, Skills to Build, Education and Training Routes, Local Industry Context, and Next Steps.</w:t>
       </w:r>
       <w:r>
         <w:rPr>
@@ -1054,14 +945,7 @@
           <w:rFonts w:ascii="Calibri" w:hAnsi="Calibri"/>
           <w:sz w:val="22"/>
         </w:rPr>
-        <w:t>Justification: markdown is appropriate here because the output is explanatory and intended for reading. The explicit sections improve consistency, and the constraints prevent the report from overstat</w:t>
-      </w:r>
-      <w:r>
-        <w:rPr>
-          <w:rFonts w:ascii="Calibri" w:hAnsi="Calibri"/>
-          <w:sz w:val="22"/>
-        </w:rPr>
-        <w:t>ing labour-market certainty.</w:t>
+        <w:t>Justification: markdown is appropriate here because the output is explanatory and intended for reading. The explicit sections improve consistency, and the constraints prevent the report from overstating labour-market certainty.</w:t>
       </w:r>
     </w:p>
     <w:p>
@@ -1087,14 +971,7 @@
           <w:rFonts w:ascii="Calibri" w:hAnsi="Calibri"/>
           <w:sz w:val="22"/>
         </w:rPr>
-        <w:t>The implementation is organised as a small Python CLI with separate responsibilities for menu control, input validation, API interaction, response parsing and export. Environment variables are loaded local</w:t>
-      </w:r>
-      <w:r>
-        <w:rPr>
-          <w:rFonts w:ascii="Calibri" w:hAnsi="Calibri"/>
-          <w:sz w:val="22"/>
-        </w:rPr>
-        <w:t>ly so API credentials are never embedded in source code.</w:t>
+        <w:t>The implementation is organised as a small Python CLI with separate responsibilities for menu control, input validation, API interaction, response parsing and export. Environment variables are loaded locally so API credentials are never embedded in source code.</w:t>
       </w:r>
     </w:p>
     <w:tbl>
@@ -1326,13 +1203,7 @@
               <w:rPr>
                 <w:sz w:val="19"/>
               </w:rPr>
-              <w:t xml:space="preserve">Calls the AI API and handles </w:t>
-            </w:r>
-            <w:r>
-              <w:rPr>
-                <w:sz w:val="19"/>
-              </w:rPr>
-              <w:t>request failures.</w:t>
+              <w:t>Calls the AI API and handles request failures.</w:t>
             </w:r>
           </w:p>
         </w:tc>
@@ -1533,21 +1404,7 @@
           <w:rFonts w:ascii="Calibri" w:hAnsi="Calibri"/>
           <w:sz w:val="22"/>
         </w:rPr>
-        <w:t xml:space="preserve">1. The user selects </w:t>
-      </w:r>
-      <w:r>
-        <w:rPr>
-          <w:rFonts w:ascii="Calibri" w:hAnsi="Calibri"/>
-          <w:sz w:val="22"/>
-        </w:rPr>
-        <w:t xml:space="preserve">Senior School Matching and enters pathway, location and subjects. 2. Python validates that required values are present. 3. API Call #1 returns structured JSON. 4. The program parses and shows the school-fit guidance. 5. The selected pathway is retained in </w:t>
-      </w:r>
-      <w:r>
-        <w:rPr>
-          <w:rFonts w:ascii="Calibri" w:hAnsi="Calibri"/>
-          <w:sz w:val="22"/>
-        </w:rPr>
-        <w:t>memory. 6. API Call #2 receives that pathway and returns the career roadmap. 7. The session can be exported or ended safely.</w:t>
+        <w:t>1. The user selects Senior School Matching and enters pathway, location and subjects. 2. Python validates that required values are present. 3. API Call #1 returns structured JSON. 4. The program parses and shows the school-fit guidance. 5. The selected pathway is retained in memory. 6. API Call #2 receives that pathway and returns the career roadmap. 7. The session can be exported or ended safely.</w:t>
       </w:r>
     </w:p>
     <w:p>
@@ -1580,14 +1437,7 @@
           <w:sz w:val="16"/>
         </w:rPr>
         <w:br/>
-        <w:t>selected_pathway = school_result.g</w:t>
-      </w:r>
-      <w:r>
-        <w:rPr>
-          <w:rFonts w:ascii="Consolas" w:hAnsi="Consolas"/>
-          <w:sz w:val="16"/>
-        </w:rPr>
-        <w:t>et("learner_profile", {}).get("pathway", pathway)</w:t>
+        <w:t>selected_pathway = school_result.get("learner_profile", {}).get("pathway", pathway)</w:t>
       </w:r>
       <w:r>
         <w:rPr>
@@ -1618,14 +1468,7 @@
           <w:rFonts w:ascii="Calibri" w:hAnsi="Calibri"/>
           <w:sz w:val="22"/>
         </w:rPr>
-        <w:t>The key integration point is selected_pathway. Stage One either confirms the pathway in the parsed response or falls back to the user</w:t>
-      </w:r>
-      <w:r>
-        <w:rPr>
-          <w:rFonts w:ascii="Calibri" w:hAnsi="Calibri"/>
-          <w:sz w:val="22"/>
-        </w:rPr>
-        <w:t xml:space="preserve"> input; that value is then supplied to Stage Two.</w:t>
+        <w:t>The key integration point is selected_pathway. Stage One either confirms the pathway in the parsed response or falls back to the user input; that value is then supplied to Stage Two.</w:t>
       </w:r>
     </w:p>
     <w:p>
@@ -1653,14 +1496,7 @@
           <w:rFonts w:ascii="Calibri" w:hAnsi="Calibri"/>
           <w:sz w:val="22"/>
         </w:rPr>
-        <w:t>Testing should cover normal use, invalid inputs, malformed AI responses, connectivity problems and safe termination. The tool handles failures by showing an understandable messag</w:t>
-      </w:r>
-      <w:r>
-        <w:rPr>
-          <w:rFonts w:ascii="Calibri" w:hAnsi="Calibri"/>
-          <w:sz w:val="22"/>
-        </w:rPr>
-        <w:t>e, preserving the active session where possible, and avoiding a crash that loses the user's place.</w:t>
+        <w:t>Testing should cover normal use, invalid inputs, malformed AI responses, connectivity problems and safe termination. The tool handles failures by showing an understandable message, preserving the active session where possible, and avoiding a crash that loses the user's place.</w:t>
       </w:r>
     </w:p>
     <w:tbl>
@@ -1837,13 +1673,7 @@
               <w:rPr>
                 <w:sz w:val="19"/>
               </w:rPr>
-              <w:t xml:space="preserve">CLI explains </w:t>
-            </w:r>
-            <w:r>
-              <w:rPr>
-                <w:sz w:val="19"/>
-              </w:rPr>
-              <w:t>the valid choices and returns to the menu.</w:t>
+              <w:t>CLI explains the valid choices and returns to the menu.</w:t>
             </w:r>
           </w:p>
         </w:tc>
@@ -2103,12 +1933,6 @@
           <w:sz w:val="16"/>
         </w:rPr>
         <w:br/>
-      </w:r>
-      <w:r>
-        <w:rPr>
-          <w:rFonts w:ascii="Consolas" w:hAnsi="Consolas"/>
-          <w:sz w:val="16"/>
-        </w:rPr>
         <w:t xml:space="preserve">    return response.output_text</w:t>
       </w:r>
       <w:r>
@@ -2151,21 +1975,7 @@
           <w:rFonts w:ascii="Calibri" w:hAnsi="Calibri"/>
           <w:sz w:val="22"/>
         </w:rPr>
-        <w:t>The tool may reflect bias if training data or prompts over-emphasise certain</w:t>
-      </w:r>
-      <w:r>
-        <w:rPr>
-          <w:rFonts w:ascii="Calibri" w:hAnsi="Calibri"/>
-          <w:sz w:val="22"/>
-        </w:rPr>
-        <w:t xml:space="preserve"> counties, institutions, professions or academic pathways. It should therefore present recommendations as guidance, show verification notes, and avoid treating any learner as limited to one future. A learner's interests, accessibility needs and family circ</w:t>
-      </w:r>
-      <w:r>
-        <w:rPr>
-          <w:rFonts w:ascii="Calibri" w:hAnsi="Calibri"/>
-          <w:sz w:val="22"/>
-        </w:rPr>
-        <w:t>umstances should be respected.</w:t>
+        <w:t>The tool may reflect bias if training data or prompts over-emphasise certain counties, institutions, professions or academic pathways. It should therefore present recommendations as guidance, show verification notes, and avoid treating any learner as limited to one future. A learner's interests, accessibility needs and family circumstances should be respected.</w:t>
       </w:r>
     </w:p>
     <w:p>
@@ -2180,14 +1990,7 @@
           <w:rFonts w:ascii="Calibri" w:hAnsi="Calibri"/>
           <w:sz w:val="22"/>
         </w:rPr>
-        <w:t>Privacy is also important because school choices and personal preferences can be sensitive. The application should collect only what is needed for the current advisory session, avoid including names or personal identifiers in</w:t>
-      </w:r>
-      <w:r>
-        <w:rPr>
-          <w:rFonts w:ascii="Calibri" w:hAnsi="Calibri"/>
-          <w:sz w:val="22"/>
-        </w:rPr>
-        <w:t xml:space="preserve"> prompts, and store exports locally only with the user's knowledge. API keys must remain in .env and never be committed to GitHub.</w:t>
+        <w:t>Privacy is also important because school choices and personal preferences can be sensitive. The application should collect only what is needed for the current advisory session, avoid including names or personal identifiers in prompts, and store exports locally only with the user's knowledge. API keys must remain in .env and never be committed to GitHub.</w:t>
       </w:r>
     </w:p>
     <w:p>
@@ -2202,14 +2005,7 @@
           <w:rFonts w:ascii="Calibri" w:hAnsi="Calibri"/>
           <w:sz w:val="22"/>
         </w:rPr>
-        <w:t xml:space="preserve">Responsible use means making clear that generated information is not official admissions advice, verified labour-market data </w:t>
-      </w:r>
-      <w:r>
-        <w:rPr>
-          <w:rFonts w:ascii="Calibri" w:hAnsi="Calibri"/>
-          <w:sz w:val="22"/>
-        </w:rPr>
-        <w:t>or a guarantee of placement. Families should confirm admissions, availability, fees, and programme details with official school and education sources.</w:t>
+        <w:t>Responsible use means making clear that generated information is not official admissions advice, verified labour-market data or a guarantee of placement. Families should confirm admissions, availability, fees, and programme details with official school and education sources.</w:t>
       </w:r>
     </w:p>
     <w:p>
@@ -2235,14 +2031,7 @@
           <w:rFonts w:ascii="Calibri" w:hAnsi="Calibri"/>
           <w:sz w:val="22"/>
         </w:rPr>
-        <w:t>The CBC Senior School Selection &amp; Career Advisory Tool turns a comple</w:t>
-      </w:r>
-      <w:r>
-        <w:rPr>
-          <w:rFonts w:ascii="Calibri" w:hAnsi="Calibri"/>
-          <w:sz w:val="22"/>
-        </w:rPr>
-        <w:t>x transition decision into two connected, understandable stages: pathway and school-fit guidance followed by a career roadmap. Its main value is a consistent advisory conversation that links current choices with possible long-term directions.</w:t>
+        <w:t>The CBC Senior School Selection &amp; Career Advisory Tool turns a complex transition decision into two connected, understandable stages: pathway and school-fit guidance followed by a career roadmap. Its main value is a consistent advisory conversation that links current choices with possible long-term directions.</w:t>
       </w:r>
     </w:p>
     <w:p>
@@ -2258,14 +2047,7 @@
           <w:rFonts w:ascii="Calibri" w:hAnsi="Calibri"/>
           <w:sz w:val="22"/>
         </w:rPr>
-        <w:t>Add a curated</w:t>
-      </w:r>
-      <w:r>
-        <w:rPr>
-          <w:rFonts w:ascii="Calibri" w:hAnsi="Calibri"/>
-          <w:sz w:val="22"/>
-        </w:rPr>
-        <w:t>, verified dataset of senior schools and publicly sourced programme information.</w:t>
+        <w:t>Add a curated, verified dataset of senior schools and publicly sourced programme information.</w:t>
       </w:r>
     </w:p>
     <w:p>
@@ -2314,14 +2096,7 @@
           <w:rFonts w:ascii="Calibri" w:hAnsi="Calibri"/>
           <w:sz w:val="22"/>
         </w:rPr>
-        <w:t>Add user-approved PDF export and a feed</w:t>
-      </w:r>
-      <w:r>
-        <w:rPr>
-          <w:rFonts w:ascii="Calibri" w:hAnsi="Calibri"/>
-          <w:sz w:val="22"/>
-        </w:rPr>
-        <w:t>back form to improve recommendations.</w:t>
+        <w:t>Add user-approved PDF export and a feedback form to improve recommendations.</w:t>
       </w:r>
     </w:p>
     <w:p>
@@ -2365,14 +2140,7 @@
           <w:rFonts w:ascii="Calibri" w:hAnsi="Calibri"/>
           <w:sz w:val="22"/>
         </w:rPr>
-        <w:t xml:space="preserve">The following reference implementation demonstrates the architecture described in this report. Replace </w:t>
-      </w:r>
-      <w:r>
-        <w:rPr>
-          <w:rFonts w:ascii="Calibri" w:hAnsi="Calibri"/>
-          <w:sz w:val="22"/>
-        </w:rPr>
-        <w:t>the model identifier and API integration details as required by your project environment. Do not commit .env or generated exports.</w:t>
+        <w:t>The following reference implementation demonstrates the architecture described in this report. Replace the model identifier and API integration details as required by your project environment. Do not commit .env or generated exports.</w:t>
       </w:r>
     </w:p>
     <w:p>
@@ -2550,14 +2318,15 @@
           <w:sz w:val="16"/>
         </w:rPr>
         <w:br/>
-        <w:t xml:space="preserve">CONTEXT: </w:t>
+        <w:t>CONTEXT: Grade 9 learner entering senior school.</w:t>
       </w:r>
       <w:r>
         <w:rPr>
           <w:rFonts w:ascii="Consolas" w:hAnsi="Consolas"/>
           <w:sz w:val="16"/>
         </w:rPr>
-        <w:t>Grade 9 learner entering senior school.</w:t>
+        <w:br/>
+        <w:t>CONSTRAINTS: Use realistic Kenyan regions, follow CBC guidance, do not invent facts; flag verification needs.</w:t>
       </w:r>
       <w:r>
         <w:rPr>
@@ -2565,7 +2334,7 @@
           <w:sz w:val="16"/>
         </w:rPr>
         <w:br/>
-        <w:t>CONSTRAINTS: Use realistic Kenyan regions, follow CBC guidance, do not invent facts; flag verification needs.</w:t>
+        <w:t>OUTPUT: Valid JSON only with learner_profile, pathway_alignment, regional_considerations, recommended_school_characteristics, subject_fit, next_steps, verification_notes.</w:t>
       </w:r>
       <w:r>
         <w:rPr>
@@ -2573,14 +2342,14 @@
           <w:sz w:val="16"/>
         </w:rPr>
         <w:br/>
-        <w:t>OUTPUT: Valid JSON only with learner_profile, pathway_alignment, regional_considerations, recommended_scho</w:t>
+        <w:t>INPUTS: pathway={pathway}; location={location}; subjects={subjects}"""</w:t>
       </w:r>
       <w:r>
         <w:rPr>
           <w:rFonts w:ascii="Consolas" w:hAnsi="Consolas"/>
           <w:sz w:val="16"/>
         </w:rPr>
-        <w:t>ol_characteristics, subject_fit, next_steps, verification_notes.</w:t>
+        <w:br/>
       </w:r>
       <w:r>
         <w:rPr>
@@ -2588,7 +2357,7 @@
           <w:sz w:val="16"/>
         </w:rPr>
         <w:br/>
-        <w:t>INPUTS: pathway={pathway}; location={location}; subjects={subjects}"""</w:t>
+        <w:t>def career_prompt(pathway):</w:t>
       </w:r>
       <w:r>
         <w:rPr>
@@ -2596,6 +2365,7 @@
           <w:sz w:val="16"/>
         </w:rPr>
         <w:br/>
+        <w:t xml:space="preserve">    return f"""ROLE: Senior vocational and career guidance counsellor.</w:t>
       </w:r>
       <w:r>
         <w:rPr>
@@ -2603,7 +2373,7 @@
           <w:sz w:val="16"/>
         </w:rPr>
         <w:br/>
-        <w:t>def career_prompt(pathway):</w:t>
+        <w:t>TASK: Create a career and industry analysis for the pathway.</w:t>
       </w:r>
       <w:r>
         <w:rPr>
@@ -2611,7 +2381,7 @@
           <w:sz w:val="16"/>
         </w:rPr>
         <w:br/>
-        <w:t xml:space="preserve">    return f"""ROLE: Senior vocational and career guidance counsellor.</w:t>
+        <w:t>CONTEXT: Grade 9 learner and parent planning a future route.</w:t>
       </w:r>
       <w:r>
         <w:rPr>
@@ -2619,45 +2389,15 @@
           <w:sz w:val="16"/>
         </w:rPr>
         <w:br/>
-        <w:t>TASK: Create a caree</w:t>
+        <w:t>CONSTRAINTS: Be balanced, age-appropriate and avoid employment guarantees.</w:t>
       </w:r>
       <w:r>
         <w:rPr>
           <w:rFonts w:ascii="Consolas" w:hAnsi="Consolas"/>
           <w:sz w:val="16"/>
         </w:rPr>
-        <w:t>r and industry analysis for the pathway.</w:t>
-      </w:r>
-      <w:r>
-        <w:rPr>
-          <w:rFonts w:ascii="Consolas" w:hAnsi="Consolas"/>
-          <w:sz w:val="16"/>
-        </w:rPr>
         <w:br/>
-        <w:t>CONTEXT: Grade 9 learner and parent planning a future route.</w:t>
-      </w:r>
-      <w:r>
-        <w:rPr>
-          <w:rFonts w:ascii="Consolas" w:hAnsi="Consolas"/>
-          <w:sz w:val="16"/>
-        </w:rPr>
-        <w:br/>
-        <w:t>CONSTRAINTS: Be balanced, age-appropriate and avoid employment guarantees.</w:t>
-      </w:r>
-      <w:r>
-        <w:rPr>
-          <w:rFonts w:ascii="Consolas" w:hAnsi="Consolas"/>
-          <w:sz w:val="16"/>
-        </w:rPr>
-        <w:br/>
-        <w:t>OUTPUT: Markdown headings for Pathway Overview, Career Clusters, Skills to Buil</w:t>
-      </w:r>
-      <w:r>
-        <w:rPr>
-          <w:rFonts w:ascii="Consolas" w:hAnsi="Consolas"/>
-          <w:sz w:val="16"/>
-        </w:rPr>
-        <w:t>d, Education and Training Routes, Local Industry Context, Next Steps.</w:t>
+        <w:t>OUTPUT: Markdown headings for Pathway Overview, Career Clusters, Skills to Build, Education and Training Routes, Local Industry Context, Next Steps.</w:t>
       </w:r>
       <w:r>
         <w:rPr>
@@ -2741,14 +2481,15 @@
           <w:sz w:val="16"/>
         </w:rPr>
         <w:br/>
-        <w:t>def as</w:t>
+        <w:t>def ask_ai(prompt):</w:t>
       </w:r>
       <w:r>
         <w:rPr>
           <w:rFonts w:ascii="Consolas" w:hAnsi="Consolas"/>
           <w:sz w:val="16"/>
         </w:rPr>
-        <w:t>k_ai(prompt):</w:t>
+        <w:br/>
+        <w:t xml:space="preserve">    if not os.getenv("OPENAI_API_KEY"):</w:t>
       </w:r>
       <w:r>
         <w:rPr>
@@ -2756,7 +2497,7 @@
           <w:sz w:val="16"/>
         </w:rPr>
         <w:br/>
-        <w:t xml:space="preserve">    if not os.getenv("OPENAI_API_KEY"):</w:t>
+        <w:t xml:space="preserve">        raise RuntimeError("OPENAI_API_KEY is missing. Add it to your local .env file.")</w:t>
       </w:r>
       <w:r>
         <w:rPr>
@@ -2764,7 +2505,7 @@
           <w:sz w:val="16"/>
         </w:rPr>
         <w:br/>
-        <w:t xml:space="preserve">        raise RuntimeError("OPENAI_API_KEY is missing. Add it to your local .env file.")</w:t>
+        <w:t xml:space="preserve">    try:</w:t>
       </w:r>
       <w:r>
         <w:rPr>
@@ -2772,7 +2513,7 @@
           <w:sz w:val="16"/>
         </w:rPr>
         <w:br/>
-        <w:t xml:space="preserve">    try:</w:t>
+        <w:t xml:space="preserve">        response = client.responses.create(model=MODEL, input=prompt)</w:t>
       </w:r>
       <w:r>
         <w:rPr>
@@ -2780,22 +2521,7 @@
           <w:sz w:val="16"/>
         </w:rPr>
         <w:br/>
-        <w:t xml:space="preserve">        response = client.responses.create(model=MODEL, input=prompt)</w:t>
-      </w:r>
-      <w:r>
-        <w:rPr>
-          <w:rFonts w:ascii="Consolas" w:hAnsi="Consolas"/>
-          <w:sz w:val="16"/>
-        </w:rPr>
-        <w:br/>
-        <w:t xml:space="preserve">        return response.output_tex</w:t>
-      </w:r>
-      <w:r>
-        <w:rPr>
-          <w:rFonts w:ascii="Consolas" w:hAnsi="Consolas"/>
-          <w:sz w:val="16"/>
-        </w:rPr>
-        <w:t>t</w:t>
+        <w:t xml:space="preserve">        return response.output_text</w:t>
       </w:r>
       <w:r>
         <w:rPr>
@@ -2871,14 +2597,15 @@
           <w:sz w:val="16"/>
         </w:rPr>
         <w:br/>
-        <w:t xml:space="preserve">       </w:t>
+        <w:t xml:space="preserve">                 "recommended_school_characteristics", "subject_fit", "next_steps",</w:t>
       </w:r>
       <w:r>
         <w:rPr>
           <w:rFonts w:ascii="Consolas" w:hAnsi="Consolas"/>
           <w:sz w:val="16"/>
         </w:rPr>
-        <w:t xml:space="preserve">          "recommended_school_characteristics", "subject_fit", "next_steps",</w:t>
+        <w:br/>
+        <w:t xml:space="preserve">                 "verification_notes"}</w:t>
       </w:r>
       <w:r>
         <w:rPr>
@@ -2886,7 +2613,6 @@
           <w:sz w:val="16"/>
         </w:rPr>
         <w:br/>
-        <w:t xml:space="preserve">                 "verification_notes"}</w:t>
       </w:r>
       <w:r>
         <w:rPr>
@@ -2894,6 +2620,7 @@
           <w:sz w:val="16"/>
         </w:rPr>
         <w:br/>
+        <w:t>def parse_school_result(text):</w:t>
       </w:r>
       <w:r>
         <w:rPr>
@@ -2901,7 +2628,7 @@
           <w:sz w:val="16"/>
         </w:rPr>
         <w:br/>
-        <w:t>def parse_school_result(text):</w:t>
+        <w:t xml:space="preserve">    try:</w:t>
       </w:r>
       <w:r>
         <w:rPr>
@@ -2909,7 +2636,7 @@
           <w:sz w:val="16"/>
         </w:rPr>
         <w:br/>
-        <w:t xml:space="preserve">    try:</w:t>
+        <w:t xml:space="preserve">        data = json.loads(text)</w:t>
       </w:r>
       <w:r>
         <w:rPr>
@@ -2917,7 +2644,7 @@
           <w:sz w:val="16"/>
         </w:rPr>
         <w:br/>
-        <w:t xml:space="preserve">        data = json.loads(text)</w:t>
+        <w:t xml:space="preserve">    except json.JSONDecodeError as exc:</w:t>
       </w:r>
       <w:r>
         <w:rPr>
@@ -2925,22 +2652,7 @@
           <w:sz w:val="16"/>
         </w:rPr>
         <w:br/>
-        <w:t xml:space="preserve">    except json.JSONDecodeError as exc:</w:t>
-      </w:r>
-      <w:r>
-        <w:rPr>
-          <w:rFonts w:ascii="Consolas" w:hAnsi="Consolas"/>
-          <w:sz w:val="16"/>
-        </w:rPr>
-        <w:br/>
-        <w:t xml:space="preserve">        raise ValueError("T</w:t>
-      </w:r>
-      <w:r>
-        <w:rPr>
-          <w:rFonts w:ascii="Consolas" w:hAnsi="Consolas"/>
-          <w:sz w:val="16"/>
-        </w:rPr>
-        <w:t>he school advice response was not valid JSON.") from exc</w:t>
+        <w:t xml:space="preserve">        raise ValueError("The school advice response was not valid JSON.") from exc</w:t>
       </w:r>
       <w:r>
         <w:rPr>
@@ -3057,14 +2769,7 @@
           <w:sz w:val="16"/>
         </w:rPr>
         <w:br/>
-        <w:t xml:space="preserve">    target.write_text(f"# School Guidance\n</w:t>
-      </w:r>
-      <w:r>
-        <w:rPr>
-          <w:rFonts w:ascii="Consolas" w:hAnsi="Consolas"/>
-          <w:sz w:val="16"/>
-        </w:rPr>
-        <w:t>\n{school_result}\n\n# Career Guidance\n\n{career_report}", encoding="utf-8")</w:t>
+        <w:t xml:space="preserve">    target.write_text(f"# School Guidance\n\n{school_result}\n\n# Career Guidance\n\n{career_report}", encoding="utf-8")</w:t>
       </w:r>
       <w:r>
         <w:rPr>
@@ -3227,14 +2932,15 @@
           <w:sz w:val="16"/>
         </w:rPr>
         <w:br/>
-        <w:t xml:space="preserve">    pathway = requi</w:t>
+        <w:t xml:space="preserve">    pathway = required("Preferred CBC pathway")</w:t>
       </w:r>
       <w:r>
         <w:rPr>
           <w:rFonts w:ascii="Consolas" w:hAnsi="Consolas"/>
           <w:sz w:val="16"/>
         </w:rPr>
-        <w:t>red("Preferred CBC pathway")</w:t>
+        <w:br/>
+        <w:t xml:space="preserve">    location = required("Location or county")</w:t>
       </w:r>
       <w:r>
         <w:rPr>
@@ -3242,7 +2948,7 @@
           <w:sz w:val="16"/>
         </w:rPr>
         <w:br/>
-        <w:t xml:space="preserve">    location = required("Location or county")</w:t>
+        <w:t xml:space="preserve">    subjects = required("Subject combinations")</w:t>
       </w:r>
       <w:r>
         <w:rPr>
@@ -3250,7 +2956,7 @@
           <w:sz w:val="16"/>
         </w:rPr>
         <w:br/>
-        <w:t xml:space="preserve">    subjects = required("Subject combinations")</w:t>
+        <w:t xml:space="preserve">    result = parse_school_result(ask_ai(school_prompt(pathway, location, subjects)))</w:t>
       </w:r>
       <w:r>
         <w:rPr>
@@ -3258,7 +2964,7 @@
           <w:sz w:val="16"/>
         </w:rPr>
         <w:br/>
-        <w:t xml:space="preserve">    result = parse_school_result(ask_ai(school_prompt(pathway, location, subjects)))</w:t>
+        <w:t xml:space="preserve">    print(result)</w:t>
       </w:r>
       <w:r>
         <w:rPr>
@@ -3266,7 +2972,7 @@
           <w:sz w:val="16"/>
         </w:rPr>
         <w:br/>
-        <w:t xml:space="preserve">    print(result)</w:t>
+        <w:t xml:space="preserve">    return pathway, result</w:t>
       </w:r>
       <w:r>
         <w:rPr>
@@ -3274,7 +2980,6 @@
           <w:sz w:val="16"/>
         </w:rPr>
         <w:br/>
-        <w:t xml:space="preserve">    return pathway, result</w:t>
       </w:r>
       <w:r>
         <w:rPr>
@@ -3282,6 +2987,7 @@
           <w:sz w:val="16"/>
         </w:rPr>
         <w:br/>
+        <w:t>def main():</w:t>
       </w:r>
       <w:r>
         <w:rPr>
@@ -3289,14 +2995,15 @@
           <w:sz w:val="16"/>
         </w:rPr>
         <w:br/>
-        <w:t>de</w:t>
+        <w:t xml:space="preserve">    school_result = None</w:t>
       </w:r>
       <w:r>
         <w:rPr>
           <w:rFonts w:ascii="Consolas" w:hAnsi="Consolas"/>
           <w:sz w:val="16"/>
         </w:rPr>
-        <w:t>f main():</w:t>
+        <w:br/>
+        <w:t xml:space="preserve">    career_report = None</w:t>
       </w:r>
       <w:r>
         <w:rPr>
@@ -3304,15 +3011,14 @@
           <w:sz w:val="16"/>
         </w:rPr>
         <w:br/>
-        <w:t xml:space="preserve">    school_result = None</w:t>
       </w:r>
       <w:r>
         <w:rPr>
           <w:rFonts w:ascii="Consolas" w:hAnsi="Consolas"/>
           <w:sz w:val="16"/>
         </w:rPr>
-        <w:br/>
-        <w:t xml:space="preserve">    career_report = None</w:t>
+        <w:lastRenderedPageBreak/>
+        <w:t xml:space="preserve">    pathway = None</w:t>
       </w:r>
       <w:r>
         <w:rPr>
@@ -3320,14 +3026,15 @@
           <w:sz w:val="16"/>
         </w:rPr>
         <w:br/>
+        <w:t xml:space="preserve">    while True:</w:t>
       </w:r>
       <w:r>
         <w:rPr>
           <w:rFonts w:ascii="Consolas" w:hAnsi="Consolas"/>
           <w:sz w:val="16"/>
         </w:rPr>
-        <w:lastRenderedPageBreak/>
-        <w:t xml:space="preserve">    pathway = None</w:t>
+        <w:br/>
+        <w:t xml:space="preserve">        print("\n1. Senior School Matching\n2. Career Insights\n3. Exit")</w:t>
       </w:r>
       <w:r>
         <w:rPr>
@@ -3335,7 +3042,7 @@
           <w:sz w:val="16"/>
         </w:rPr>
         <w:br/>
-        <w:t xml:space="preserve">    while True:</w:t>
+        <w:t xml:space="preserve">        choice = input("Choose an option: ").strip()</w:t>
       </w:r>
       <w:r>
         <w:rPr>
@@ -3343,7 +3050,7 @@
           <w:sz w:val="16"/>
         </w:rPr>
         <w:br/>
-        <w:t xml:space="preserve">        print("\n1. Senior School Matching\n2. Career Insights\n3. Exit")</w:t>
+        <w:t xml:space="preserve">        try:</w:t>
       </w:r>
       <w:r>
         <w:rPr>
@@ -3351,7 +3058,7 @@
           <w:sz w:val="16"/>
         </w:rPr>
         <w:br/>
-        <w:t xml:space="preserve">        choice = input("Choose an option: ").strip()</w:t>
+        <w:t xml:space="preserve">            if choice == "1":</w:t>
       </w:r>
       <w:r>
         <w:rPr>
@@ -3359,7 +3066,7 @@
           <w:sz w:val="16"/>
         </w:rPr>
         <w:br/>
-        <w:t xml:space="preserve">        try:</w:t>
+        <w:t xml:space="preserve">                pathway, school_result = school_stage()</w:t>
       </w:r>
       <w:r>
         <w:rPr>
@@ -3367,14 +3074,15 @@
           <w:sz w:val="16"/>
         </w:rPr>
         <w:br/>
-        <w:t xml:space="preserve">            if choice</w:t>
+        <w:t xml:space="preserve">            elif choice == "2":</w:t>
       </w:r>
       <w:r>
         <w:rPr>
           <w:rFonts w:ascii="Consolas" w:hAnsi="Consolas"/>
           <w:sz w:val="16"/>
         </w:rPr>
-        <w:t xml:space="preserve"> == "1":</w:t>
+        <w:br/>
+        <w:t xml:space="preserve">                if not pathway:</w:t>
       </w:r>
       <w:r>
         <w:rPr>
@@ -3382,7 +3090,7 @@
           <w:sz w:val="16"/>
         </w:rPr>
         <w:br/>
-        <w:t xml:space="preserve">                pathway, school_result = school_stage()</w:t>
+        <w:t xml:space="preserve">                    print("Complete school matching first.")</w:t>
       </w:r>
       <w:r>
         <w:rPr>
@@ -3390,7 +3098,7 @@
           <w:sz w:val="16"/>
         </w:rPr>
         <w:br/>
-        <w:t xml:space="preserve">            elif choice == "2":</w:t>
+        <w:t xml:space="preserve">                    continue</w:t>
       </w:r>
       <w:r>
         <w:rPr>
@@ -3398,7 +3106,7 @@
           <w:sz w:val="16"/>
         </w:rPr>
         <w:br/>
-        <w:t xml:space="preserve">                if not pathway:</w:t>
+        <w:t xml:space="preserve">                career_report = ask_ai(career_prompt(pathway))</w:t>
       </w:r>
       <w:r>
         <w:rPr>
@@ -3406,7 +3114,7 @@
           <w:sz w:val="16"/>
         </w:rPr>
         <w:br/>
-        <w:t xml:space="preserve">                    print("Complete school matching first.")</w:t>
+        <w:t xml:space="preserve">                print(career_report)</w:t>
       </w:r>
       <w:r>
         <w:rPr>
@@ -3414,7 +3122,7 @@
           <w:sz w:val="16"/>
         </w:rPr>
         <w:br/>
-        <w:t xml:space="preserve">                    continue</w:t>
+        <w:t xml:space="preserve">            elif choice == "3":</w:t>
       </w:r>
       <w:r>
         <w:rPr>
@@ -3422,14 +3130,15 @@
           <w:sz w:val="16"/>
         </w:rPr>
         <w:br/>
-        <w:t xml:space="preserve">                career_report = ask_a</w:t>
+        <w:t xml:space="preserve">                if school_result or career_report:</w:t>
       </w:r>
       <w:r>
         <w:rPr>
           <w:rFonts w:ascii="Consolas" w:hAnsi="Consolas"/>
           <w:sz w:val="16"/>
         </w:rPr>
-        <w:t>i(career_prompt(pathway))</w:t>
+        <w:br/>
+        <w:t xml:space="preserve">                    print(f"Saved: {export_session(school_result, career_report)}")</w:t>
       </w:r>
       <w:r>
         <w:rPr>
@@ -3437,7 +3146,7 @@
           <w:sz w:val="16"/>
         </w:rPr>
         <w:br/>
-        <w:t xml:space="preserve">                print(career_report)</w:t>
+        <w:t xml:space="preserve">                print("Thank you for using the CBC advisory tool.")</w:t>
       </w:r>
       <w:r>
         <w:rPr>
@@ -3445,7 +3154,7 @@
           <w:sz w:val="16"/>
         </w:rPr>
         <w:br/>
-        <w:t xml:space="preserve">            elif choice == "3":</w:t>
+        <w:t xml:space="preserve">                break</w:t>
       </w:r>
       <w:r>
         <w:rPr>
@@ -3453,7 +3162,7 @@
           <w:sz w:val="16"/>
         </w:rPr>
         <w:br/>
-        <w:t xml:space="preserve">                if school_result or career_report:</w:t>
+        <w:t xml:space="preserve">            else:</w:t>
       </w:r>
       <w:r>
         <w:rPr>
@@ -3461,7 +3170,7 @@
           <w:sz w:val="16"/>
         </w:rPr>
         <w:br/>
-        <w:t xml:space="preserve">                    print(f"Saved: {export_session(school_result, career_report)}")</w:t>
+        <w:t xml:space="preserve">                print("Please choose 1, 2 or 3.")</w:t>
       </w:r>
       <w:r>
         <w:rPr>
@@ -3469,14 +3178,15 @@
           <w:sz w:val="16"/>
         </w:rPr>
         <w:br/>
-        <w:t xml:space="preserve">                print("Tha</w:t>
+        <w:t xml:space="preserve">        except (RuntimeError, ValueError) as exc:</w:t>
       </w:r>
       <w:r>
         <w:rPr>
           <w:rFonts w:ascii="Consolas" w:hAnsi="Consolas"/>
           <w:sz w:val="16"/>
         </w:rPr>
-        <w:t>nk you for using the CBC advisory tool.")</w:t>
+        <w:br/>
+        <w:t xml:space="preserve">            print(f"Unable to complete that step: {exc}")</w:t>
       </w:r>
       <w:r>
         <w:rPr>
@@ -3484,7 +3194,6 @@
           <w:sz w:val="16"/>
         </w:rPr>
         <w:br/>
-        <w:t xml:space="preserve">                break</w:t>
       </w:r>
       <w:r>
         <w:rPr>
@@ -3492,53 +3201,7 @@
           <w:sz w:val="16"/>
         </w:rPr>
         <w:br/>
-        <w:t xml:space="preserve">            else:</w:t>
-      </w:r>
-      <w:r>
-        <w:rPr>
-          <w:rFonts w:ascii="Consolas" w:hAnsi="Consolas"/>
-          <w:sz w:val="16"/>
-        </w:rPr>
-        <w:br/>
-        <w:t xml:space="preserve">                print("Please choose 1, 2 or 3.")</w:t>
-      </w:r>
-      <w:r>
-        <w:rPr>
-          <w:rFonts w:ascii="Consolas" w:hAnsi="Consolas"/>
-          <w:sz w:val="16"/>
-        </w:rPr>
-        <w:br/>
-        <w:t xml:space="preserve">        except (RuntimeError, ValueError) as exc:</w:t>
-      </w:r>
-      <w:r>
-        <w:rPr>
-          <w:rFonts w:ascii="Consolas" w:hAnsi="Consolas"/>
-          <w:sz w:val="16"/>
-        </w:rPr>
-        <w:br/>
-        <w:t xml:space="preserve">            print(f"Unable to complete that step: {exc}")</w:t>
-      </w:r>
-      <w:r>
-        <w:rPr>
-          <w:rFonts w:ascii="Consolas" w:hAnsi="Consolas"/>
-          <w:sz w:val="16"/>
-        </w:rPr>
-        <w:br/>
-      </w:r>
-      <w:r>
-        <w:rPr>
-          <w:rFonts w:ascii="Consolas" w:hAnsi="Consolas"/>
-          <w:sz w:val="16"/>
-        </w:rPr>
-        <w:br/>
-        <w:t xml:space="preserve">if __name__ == </w:t>
-      </w:r>
-      <w:r>
-        <w:rPr>
-          <w:rFonts w:ascii="Consolas" w:hAnsi="Consolas"/>
-          <w:sz w:val="16"/>
-        </w:rPr>
-        <w:t>"__main__":</w:t>
+        <w:t>if __name__ == "__main__":</w:t>
       </w:r>
       <w:r>
         <w:rPr>
@@ -3617,9 +3280,6 @@
       <w:instrText>PAGE</w:instrText>
     </w:r>
     <w:r>
-      <w:rPr>
-        <w:rFonts w:hint="eastAsia"/>
-      </w:rPr>
       <w:fldChar w:fldCharType="separate"/>
     </w:r>
     <w:r>
@@ -16310,7 +15970,7 @@
 </file>
 
 <file path=customXml/itemProps1.xml><?xml version="1.0" encoding="utf-8"?>
-<ds:datastoreItem xmlns:ds="http://schemas.openxmlformats.org/officeDocument/2006/customXml" ds:itemID="{08AF2438-238D-4B26-92AA-6E6FA800D3F9}">
+<ds:datastoreItem xmlns:ds="http://schemas.openxmlformats.org/officeDocument/2006/customXml" ds:itemID="{070A603C-DCB9-4179-B076-62A6778747FE}">
   <ds:schemaRefs>
     <ds:schemaRef ds:uri="http://schemas.openxmlformats.org/officeDocument/2006/bibliography"/>
   </ds:schemaRefs>
